--- a/blog/herofincorp/reduce-loan-emi/Simple Ways to Reduce Your Loan EMI.docx
+++ b/blog/herofincorp/reduce-loan-emi/Simple Ways to Reduce Your Loan EMI.docx
@@ -87,7 +87,7 @@
         <w:spacing w:after="300"/>
         <w:jc w:val="center"/>
       </w:pPr>
-      <w:hyperlink w:history="1" r:id="rIdban6mnmb70icr9ocbqgsx">
+      <w:hyperlink w:history="1" r:id="rIdack0iylot4mxekmwx7zvf">
         <w:r>
           <w:rPr>
             <w:rFonts w:ascii="Calibri" w:cs="Calibri" w:eastAsia="Calibri" w:hAnsi="Calibri"/>
@@ -111,7 +111,7 @@
           <w:sz w:val="22"/>
           <w:szCs w:val="22"/>
         </w:rPr>
-        <w:t xml:space="preserve">Personal loans solve the emergency in a day. The EMI then sits in your budget for two or three years, and if the rate was high or the amount large, it crowds out everything else. It can be brought down with ordinary levers: the rate, the tenure and the outstanding principal.</w:t>
+        <w:t xml:space="preserve">Personal loans solve the emergency in a day. The EMI then sits in your budget for the next two or three years, and if the rate was steep or the amount large, it starts crowding out everything else you wanted to do with that money. Most borrowers assume the number is fixed once they've signed. It usually isn't. Three levers move it, and none of them is exotic.</w:t>
       </w:r>
     </w:p>
     <w:p>
@@ -127,7 +127,7 @@
         </w:rPr>
         <w:t xml:space="preserve">To Avail Personal Loan </w:t>
       </w:r>
-      <w:hyperlink w:history="1" r:id="rId5vpmrsxiaawyxrxyfjogw">
+      <w:hyperlink w:history="1" r:id="rIdjt76lvejy7agey9gyffzr">
         <w:r>
           <w:rPr>
             <w:rFonts w:ascii="Calibri" w:cs="Calibri" w:eastAsia="Calibri" w:hAnsi="Calibri"/>
@@ -168,7 +168,21 @@
           <w:sz w:val="22"/>
           <w:szCs w:val="22"/>
         </w:rPr>
-        <w:t xml:space="preserve">An EMI is the fixed monthly sum that repays principal plus interest over the tenure, and three things set it: the amount, the rate and the term. Rs 5 lakh at 18% over 36 months costs Rs 18,076 a month and Rs 1.51 lakh in interest; over 60 months the EMI drops to Rs 12,697 but the interest rises to Rs 2.62 lakh.</w:t>
+        <w:t xml:space="preserve">An EMI is the fixed monthly sum that repays your principal along with the interest on it across an agreed tenure. Three inputs decide the figure, and they're the only three that matter: how much you borrowed, what rate you're paying, and how long you've given yourself to clear it.</w:t>
+      </w:r>
+    </w:p>
+    <w:p>
+      <w:pPr>
+        <w:spacing w:after="160" w:line="300"/>
+      </w:pPr>
+      <w:r>
+        <w:rPr>
+          <w:rFonts w:ascii="Calibri" w:cs="Calibri" w:eastAsia="Calibri" w:hAnsi="Calibri"/>
+          <w:color w:val="1A1A1A"/>
+          <w:sz w:val="22"/>
+          <w:szCs w:val="22"/>
+        </w:rPr>
+        <w:t xml:space="preserve">Put numbers on that and the trade-off becomes obvious. Rs 5 lakh at 18% over 36 months costs Rs 18,076 a month, and Rs 1.51 lakh in interest by the end. Stretch that same loan across 60 months and the monthly figure drops to Rs 12,697, which feels like relief until you notice the interest bill has climbed to Rs 2.62 lakh. You've bought breathing room for Rs 1.11 lakh.</w:t>
       </w:r>
     </w:p>
     <w:p>
@@ -204,7 +218,7 @@
           <w:sz w:val="22"/>
           <w:szCs w:val="22"/>
         </w:rPr>
-        <w:t xml:space="preserve">Negotiate the rate. Your clean repayment record is a bargaining chip, and a point or two off cuts the EMI outright.</w:t>
+        <w:t xml:space="preserve">Negotiate the rate. Your repayment record is a bargaining chip, and a point or two shaved off the rate cuts the EMI without costing you anything.</w:t>
       </w:r>
     </w:p>
     <w:p>
@@ -223,7 +237,7 @@
           <w:sz w:val="22"/>
           <w:szCs w:val="22"/>
         </w:rPr>
-        <w:t xml:space="preserve">Part-prepay. Most lenders let you keep the EMI and shorten the tenure, or keep the tenure and cut the EMI; ask for the second.</w:t>
+        <w:t xml:space="preserve">Part-prepay when cash allows. Most lenders will either keep the EMI and shorten the tenure, or keep the tenure and cut the EMI, so ask for the second if it's monthly relief you're after.</w:t>
       </w:r>
     </w:p>
     <w:p>
@@ -242,7 +256,7 @@
           <w:sz w:val="22"/>
           <w:szCs w:val="22"/>
         </w:rPr>
-        <w:t xml:space="preserve">Move the loan to a lender charging less; the sums are below.</w:t>
+        <w:t xml:space="preserve">Move the loan to a cheaper lender. The arithmetic on a balance transfer appears further down.</w:t>
       </w:r>
     </w:p>
     <w:p>
@@ -261,7 +275,7 @@
           <w:sz w:val="22"/>
           <w:szCs w:val="22"/>
         </w:rPr>
-        <w:t xml:space="preserve">Extend the tenure. Your EMI falls at once, the total interest rises.</w:t>
+        <w:t xml:space="preserve">Extend the tenure. Your EMI falls straight away, the total interest rises, and that makes this relief rather than a strategy.</w:t>
       </w:r>
     </w:p>
     <w:p>
@@ -280,7 +294,7 @@
           <w:sz w:val="22"/>
           <w:szCs w:val="22"/>
         </w:rPr>
-        <w:t xml:space="preserve">Ask for a step-down plan: higher EMIs now, lower later, if you expect income to dip.</w:t>
+        <w:t xml:space="preserve">Ask about a step-down plan, where higher EMIs now and lower ones later suit anyone who expects income to dip, a planned sabbatical being the obvious case.</w:t>
       </w:r>
     </w:p>
     <w:p>
@@ -299,7 +313,7 @@
           <w:sz w:val="22"/>
           <w:szCs w:val="22"/>
         </w:rPr>
-        <w:t xml:space="preserve">Consolidate several costlier loans into one at one rate.</w:t>
+        <w:t xml:space="preserve">Consolidate. Fold several costlier loans into one at a single rate and the combined EMI usually shrinks.</w:t>
       </w:r>
     </w:p>
     <w:p>
@@ -318,7 +332,7 @@
           <w:sz w:val="22"/>
           <w:szCs w:val="22"/>
         </w:rPr>
-        <w:t xml:space="preserve">Take a top-up at a lower rate and close the dearer debt.</w:t>
+        <w:t xml:space="preserve">Take a top-up at a lower rate and close the dearer debt with the proceeds.</w:t>
       </w:r>
     </w:p>
     <w:p>
@@ -337,7 +351,7 @@
           <w:sz w:val="22"/>
           <w:szCs w:val="22"/>
         </w:rPr>
-        <w:t xml:space="preserve">Fix your credit score first, then renegotiate from strength.</w:t>
+        <w:t xml:space="preserve">Repair your credit score first. Six months of clean payments changes what you can ask for.</w:t>
       </w:r>
     </w:p>
     <w:p>
@@ -356,7 +370,7 @@
           <w:sz w:val="22"/>
           <w:szCs w:val="22"/>
         </w:rPr>
-        <w:t xml:space="preserve">In genuine hardship, ask for restructuring: a longer tenure or a short payment holiday, though the account may be reported as restructured.</w:t>
+        <w:t xml:space="preserve">Ask for restructuring if the hardship is real. Lenders can extend tenure or allow a short payment holiday, though the account may then be reported as restructured.</w:t>
       </w:r>
     </w:p>
     <w:p>
@@ -387,7 +401,21 @@
           <w:sz w:val="22"/>
           <w:szCs w:val="22"/>
         </w:rPr>
-        <w:t xml:space="preserve">Prepayment cuts the outstanding principal, so less interest accrues on what's left. Keep the tenure and the EMI drops; keep the EMI and the loan ends sooner, with the bigger saving. Since 1 January 2026 RBI bars prepayment charges on floating-rate loans to individuals, but most personal loans are fixed-rate and can still carry a foreclosure charge, typically 2% to 6% of the outstanding. Read the Key Fact Statement first.</w:t>
+        <w:t xml:space="preserve">Prepayment cuts the outstanding principal, and interest only ever accrues on what remains. Keep the tenure where it is and the EMI drops. Keep the EMI instead and the loan just ends sooner, which saves you more in total.</w:t>
+      </w:r>
+    </w:p>
+    <w:p>
+      <w:pPr>
+        <w:spacing w:after="160" w:line="300"/>
+      </w:pPr>
+      <w:r>
+        <w:rPr>
+          <w:rFonts w:ascii="Calibri" w:cs="Calibri" w:eastAsia="Calibri" w:hAnsi="Calibri"/>
+          <w:color w:val="1A1A1A"/>
+          <w:sz w:val="22"/>
+          <w:szCs w:val="22"/>
+        </w:rPr>
+        <w:t xml:space="preserve">One rule change matters here. Since 1 January 2026, RBI bars prepayment charges on floating-rate loans to individuals. Most personal loans are fixed-rate, though, and those can still carry a foreclosure charge somewhere between 2% and 6% of what's outstanding. Read the Key Fact Statement before you transfer anything.</w:t>
       </w:r>
     </w:p>
     <w:p>
@@ -418,7 +446,21 @@
           <w:sz w:val="22"/>
           <w:szCs w:val="22"/>
         </w:rPr>
-        <w:t xml:space="preserve">Take Rs 4 lakh outstanding with 30 months left at 22%, moved to 16%. Your EMI falls from Rs 17,453 to Rs 16,265 and the remaining interest from Rs 1.24 lakh to Rs 88,000. Against that, set the new lender's processing fee, the old lender's foreclosure charge and stamp duty, and if the saving doesn't clear those inside a year, stay put. Transfers work best early, while most of each EMI is interest.</w:t>
+        <w:t xml:space="preserve">Take Rs 4 lakh outstanding with 30 months left, running at 22%, moved to a lender charging 16%. The EMI falls from Rs 17,453 to Rs 16,265, and the interest still to pay drops from Rs 1.24 lakh to Rs 88,000. That looks like an easy Rs 36,000.</w:t>
+      </w:r>
+    </w:p>
+    <w:p>
+      <w:pPr>
+        <w:spacing w:after="160" w:line="300"/>
+      </w:pPr>
+      <w:r>
+        <w:rPr>
+          <w:rFonts w:ascii="Calibri" w:cs="Calibri" w:eastAsia="Calibri" w:hAnsi="Calibri"/>
+          <w:color w:val="1A1A1A"/>
+          <w:sz w:val="22"/>
+          <w:szCs w:val="22"/>
+        </w:rPr>
+        <w:t xml:space="preserve">Now set the costs against it. The new lender charges a processing fee, the old one may charge foreclosure, and stamp duty applies to the fresh agreement. If the saving doesn't clear all of that inside a year, staying put is the better call. Transfers pay off early in a tenure, while most of each instalment is still interest rather than principal.</w:t>
       </w:r>
     </w:p>
     <w:p>
@@ -449,9 +491,9 @@
           <w:sz w:val="22"/>
           <w:szCs w:val="22"/>
         </w:rPr>
-        <w:t xml:space="preserve">Start with the rate and the principal, since both cut the EMI without adding cost. Use tenure as a last resort. Run every option through an </w:t>
-      </w:r>
-      <w:hyperlink w:history="1" r:id="rIdrzbte2oed1am73pasopcs">
+        <w:t xml:space="preserve">Start with the rate and the principal, because both cut the EMI without adding to what you eventually pay. Tenure is the last resort, and it's worth treating it as one. Run every option through an </w:t>
+      </w:r>
+      <w:hyperlink w:history="1" r:id="rIdhovoehepir2cspg4arr_s">
         <w:r>
           <w:rPr>
             <w:rFonts w:ascii="Calibri" w:cs="Calibri" w:eastAsia="Calibri" w:hAnsi="Calibri"/>
@@ -470,7 +512,7 @@
           <w:sz w:val="22"/>
           <w:szCs w:val="22"/>
         </w:rPr>
-        <w:t xml:space="preserve"> first.</w:t>
+        <w:t xml:space="preserve"> before you sign anything, and keep the Key Fact Statement to hand while you do it.</w:t>
       </w:r>
     </w:p>
     <w:p>
@@ -518,7 +560,7 @@
           <w:sz w:val="22"/>
           <w:szCs w:val="22"/>
         </w:rPr>
-        <w:t xml:space="preserve">Ask your lender for a lower rate or a longer tenure, part-prepay with the EMI reduced, or transfer the balance to a cheaper lender.</w:t>
+        <w:t xml:space="preserve">Ask your lender for a lower rate or a longer tenure, part-prepay with the EMI reduced rather than the tenure, or move the balance somewhere cheaper. The first two need nothing more than a phone call.</w:t>
       </w:r>
     </w:p>
     <w:p>
@@ -549,7 +591,7 @@
           <w:sz w:val="22"/>
           <w:szCs w:val="22"/>
         </w:rPr>
-        <w:t xml:space="preserve">Yes. One loan at one rate replaces several, and the combined EMI usually falls because the costliest debt goes first. It only works if the new rate is below the weighted average of the old ones.</w:t>
+        <w:t xml:space="preserve">Yes. One loan at one rate replaces several, and the combined EMI usually falls because the most expensive debt disappears first. It only works when the new rate sits below the weighted average of the old ones, so do that sum before you apply.</w:t>
       </w:r>
     </w:p>
     <w:p>
@@ -580,7 +622,7 @@
           <w:sz w:val="22"/>
           <w:szCs w:val="22"/>
         </w:rPr>
-        <w:t xml:space="preserve">Foreclosure on the old loan, processing on the new one, stamp duty, and any insurance bundled in; all must appear in the Key Fact Statement.</w:t>
+        <w:t xml:space="preserve">Foreclosure on the loan you are leaving. Processing on the one you are joining. Stamp duty on the fresh agreement, and any insurance quietly bundled into it. Every one of those has to appear in the Key Fact Statement.</w:t>
       </w:r>
     </w:p>
     <w:p>
@@ -611,7 +653,7 @@
           <w:sz w:val="22"/>
           <w:szCs w:val="22"/>
         </w:rPr>
-        <w:t xml:space="preserve">In proportion. At 18% over 36 months, Rs 3 lakh costs Rs 10,846 a month and Rs 5 lakh costs Rs 18,076.</w:t>
+        <w:t xml:space="preserve">In direct proportion. At 18% over 36 months, Rs 3 lakh costs Rs 10,846 a month while Rs 5 lakh costs Rs 18,076. Borrowing what you need rather than what you're offered is the cheapest decision available to you.</w:t>
       </w:r>
     </w:p>
     <w:p>
@@ -642,7 +684,7 @@
           <w:sz w:val="22"/>
           <w:szCs w:val="22"/>
         </w:rPr>
-        <w:t xml:space="preserve">Yes: a missed EMI attracts a bounce charge from your bank and a flat penal charge from the lender, and the delay is reported to CIBIL.</w:t>
+        <w:t xml:space="preserve">Yes, and on more than one front. Your bank charges a bounce fee, the lender adds a flat penal charge on top, and the delay goes to CIBIL, which raises the price of whatever you borrow next.</w:t>
       </w:r>
     </w:p>
     <w:p>
@@ -673,7 +715,7 @@
           <w:sz w:val="22"/>
           <w:szCs w:val="22"/>
         </w:rPr>
-        <w:t xml:space="preserve">No. Lower EMIs from a longer tenure cost more in total, Rs 1.11 lakh more in the Rs 5 lakh example above; lower EMIs from a lower rate or a prepayment are pure gain.</w:t>
+        <w:t xml:space="preserve">No. Lower EMIs bought with a longer tenure cost more overall, Rs 1.11 lakh more in the Rs 5 lakh example above. Lower EMIs that come from a better rate or a prepayment are pure gain, which is the difference worth understanding before you choose.</w:t>
       </w:r>
     </w:p>
     <w:sectPr>

--- a/blog/herofincorp/reduce-loan-emi/Simple Ways to Reduce Your Loan EMI.docx
+++ b/blog/herofincorp/reduce-loan-emi/Simple Ways to Reduce Your Loan EMI.docx
@@ -87,7 +87,7 @@
         <w:spacing w:after="300"/>
         <w:jc w:val="center"/>
       </w:pPr>
-      <w:hyperlink w:history="1" r:id="rIdack0iylot4mxekmwx7zvf">
+      <w:hyperlink w:history="1" r:id="rIdzjeivmbrfpcqapbem75mo">
         <w:r>
           <w:rPr>
             <w:rFonts w:ascii="Calibri" w:cs="Calibri" w:eastAsia="Calibri" w:hAnsi="Calibri"/>
@@ -127,7 +127,7 @@
         </w:rPr>
         <w:t xml:space="preserve">To Avail Personal Loan </w:t>
       </w:r>
-      <w:hyperlink w:history="1" r:id="rIdjt76lvejy7agey9gyffzr">
+      <w:hyperlink w:history="1" r:id="rId3r3k_vogsqsreyt_nh_pk">
         <w:r>
           <w:rPr>
             <w:rFonts w:ascii="Calibri" w:cs="Calibri" w:eastAsia="Calibri" w:hAnsi="Calibri"/>
@@ -256,7 +256,7 @@
           <w:sz w:val="22"/>
           <w:szCs w:val="22"/>
         </w:rPr>
-        <w:t xml:space="preserve">Move the loan to a cheaper lender. The arithmetic on a balance transfer appears further down.</w:t>
+        <w:t xml:space="preserve">A cheaper lender may be willing to take the whole loan off your hands, and the arithmetic on whether that is worth doing appears further down this page.</w:t>
       </w:r>
     </w:p>
     <w:p>
@@ -294,7 +294,7 @@
           <w:sz w:val="22"/>
           <w:szCs w:val="22"/>
         </w:rPr>
-        <w:t xml:space="preserve">Ask about a step-down plan, where higher EMIs now and lower ones later suit anyone who expects income to dip, a planned sabbatical being the obvious case.</w:t>
+        <w:t xml:space="preserve">Step-down plans exist, with higher EMIs now and lower ones later, which suits anyone expecting income to dip. A planned sabbatical is the obvious case.</w:t>
       </w:r>
     </w:p>
     <w:p>
@@ -332,7 +332,7 @@
           <w:sz w:val="22"/>
           <w:szCs w:val="22"/>
         </w:rPr>
-        <w:t xml:space="preserve">Take a top-up at a lower rate and close the dearer debt with the proceeds.</w:t>
+        <w:t xml:space="preserve">A top-up at a lower rate can close the dearer debt outright.</w:t>
       </w:r>
     </w:p>
     <w:p>
@@ -493,7 +493,7 @@
         </w:rPr>
         <w:t xml:space="preserve">Start with the rate and the principal, because both cut the EMI without adding to what you eventually pay. Tenure is the last resort, and it's worth treating it as one. Run every option through an </w:t>
       </w:r>
-      <w:hyperlink w:history="1" r:id="rIdhovoehepir2cspg4arr_s">
+      <w:hyperlink w:history="1" r:id="rIdlif5-wezwjlact99f6p3w">
         <w:r>
           <w:rPr>
             <w:rFonts w:ascii="Calibri" w:cs="Calibri" w:eastAsia="Calibri" w:hAnsi="Calibri"/>
